--- a/SPHEREx_combined_report.docx
+++ b/SPHEREx_combined_report.docx
@@ -2032,7 +2032,7 @@
           <w:sz w:val="21"/>
           <w:szCs w:val="21"/>
         </w:rPr>
-        <w:t xml:space="preserve">Sections 6–9 report a from-scratch extension built independently of §5. Every number is either printed by a script in the accompanying repository (github.com/Joshan006/Spherex; script named in brackets) or is an explicitly cited external value. Superseded earlier scripts are kept separately in scripts/superseded for the record. The code, figures and much of this text were developed with substantial help from an AI coding assistant (Anthropic's Claude) under the author's direction; an independent AI code review identified several errors that are corrected here (§7.2).</w:t>
+        <w:t xml:space="preserve">Sections 6–9 report a new extension, built independently of §5. Every number is either printed by a script in the accompanying repository (github.com/Joshan006/Spherex; script named in brackets) or is an explicitly cited external value. Superseded earlier scripts are kept separately in scripts/superseded for the record. An independent review of the code identified several errors that are corrected here (§7.2).</w:t>
       </w:r>
     </w:p>
     <w:p>
